--- a/docs/유럽 전력 시장 예측 오차 분석 및 트레이딩 시그널 생성 실습_2526527005_송현경.docx
+++ b/docs/유럽 전력 시장 예측 오차 분석 및 트레이딩 시그널 생성 실습_2526527005_송현경.docx
@@ -550,14 +550,7 @@
           <w:rFonts w:ascii="Malgun Gothic" w:eastAsia="Malgun Gothic" w:hAnsi="Malgun Gothic" w:cs="Malgun Gothic"/>
           <w:color w:val="1F1F1F"/>
         </w:rPr>
-        <w:t xml:space="preserve"> (2024-2025)</w:t>
-      </w:r>
-      <w:r>
-        <w:rPr>
-          <w:rFonts w:ascii="Malgun Gothic" w:eastAsia="Malgun Gothic" w:hAnsi="Malgun Gothic" w:cs="Malgun Gothic"/>
-          <w:color w:val="1F1F1F"/>
-        </w:rPr>
-        <w:t xml:space="preserve"> </w:t>
+        <w:t xml:space="preserve"> (2024-2025) </w:t>
       </w:r>
       <w:r>
         <w:rPr>
@@ -607,6 +600,93 @@
     <w:p>
       <w:pPr>
         <w:rPr>
+          <w:rFonts w:ascii="Malgun Gothic" w:eastAsia="Malgun Gothic" w:hAnsi="Malgun Gothic" w:cs="Malgun Gothic"/>
+          <w:color w:val="000000" w:themeColor="text1"/>
+          <w:lang w:val="en-US"/>
+        </w:rPr>
+      </w:pPr>
+      <w:r>
+        <w:rPr>
+          <w:rFonts w:ascii="Malgun Gothic" w:eastAsia="Malgun Gothic" w:hAnsi="Malgun Gothic" w:cs="Malgun Gothic"/>
+          <w:color w:val="000000" w:themeColor="text1"/>
+          <w:lang w:val="en-US"/>
+        </w:rPr>
+        <w:tab/>
+      </w:r>
+      <w:r>
+        <w:rPr>
+          <w:rFonts w:ascii="Malgun Gothic" w:eastAsia="Malgun Gothic" w:hAnsi="Malgun Gothic" w:cs="Malgun Gothic" w:hint="eastAsia"/>
+          <w:color w:val="000000" w:themeColor="text1"/>
+          <w:lang w:val="en-US"/>
+        </w:rPr>
+        <w:t xml:space="preserve">출처 </w:t>
+      </w:r>
+      <w:r>
+        <w:rPr>
+          <w:rFonts w:ascii="Malgun Gothic" w:eastAsia="Malgun Gothic" w:hAnsi="Malgun Gothic" w:cs="Malgun Gothic"/>
+          <w:color w:val="000000" w:themeColor="text1"/>
+          <w:lang w:val="en-US"/>
+        </w:rPr>
+        <w:t xml:space="preserve">: </w:t>
+      </w:r>
+      <w:hyperlink r:id="rId5" w:history="1">
+        <w:r>
+          <w:rPr>
+            <w:rStyle w:val="Hyperlink"/>
+            <w:rFonts w:ascii="Malgun Gothic" w:eastAsia="Malgun Gothic" w:hAnsi="Malgun Gothic" w:cs="Malgun Gothic"/>
+            <w:lang w:val="en-US"/>
+          </w:rPr>
+          <w:t>https://www.smard.de/en/downloadcenter/download-market-data/</w:t>
+        </w:r>
+      </w:hyperlink>
+    </w:p>
+    <w:p>
+      <w:pPr>
+        <w:rPr>
+          <w:rFonts w:ascii="Malgun Gothic" w:eastAsia="Malgun Gothic" w:hAnsi="Malgun Gothic" w:cs="Malgun Gothic"/>
+          <w:color w:val="000000" w:themeColor="text1"/>
+          <w:lang w:val="en-US"/>
+        </w:rPr>
+      </w:pPr>
+      <w:r>
+        <w:rPr>
+          <w:rFonts w:ascii="Malgun Gothic" w:eastAsia="Malgun Gothic" w:hAnsi="Malgun Gothic" w:cs="Malgun Gothic"/>
+          <w:color w:val="000000" w:themeColor="text1"/>
+          <w:lang w:val="en-US"/>
+        </w:rPr>
+        <w:tab/>
+      </w:r>
+      <w:r>
+        <w:rPr>
+          <w:rFonts w:ascii="Malgun Gothic" w:eastAsia="Malgun Gothic" w:hAnsi="Malgun Gothic" w:cs="Malgun Gothic"/>
+          <w:color w:val="000000" w:themeColor="text1"/>
+          <w:lang w:val="en-US"/>
+        </w:rPr>
+        <w:tab/>
+      </w:r>
+      <w:hyperlink r:id="rId6" w:history="1">
+        <w:r>
+          <w:rPr>
+            <w:rStyle w:val="Hyperlink"/>
+            <w:rFonts w:ascii="Malgun Gothic" w:eastAsia="Malgun Gothic" w:hAnsi="Malgun Gothic" w:cs="Malgun Gothic"/>
+            <w:lang w:val="en-US"/>
+          </w:rPr>
+          <w:t>https://open-meteo.com/en/docs</w:t>
+        </w:r>
+      </w:hyperlink>
+    </w:p>
+    <w:p>
+      <w:pPr>
+        <w:rPr>
+          <w:rFonts w:ascii="Malgun Gothic" w:eastAsia="Malgun Gothic" w:hAnsi="Malgun Gothic" w:cs="Malgun Gothic" w:hint="eastAsia"/>
+          <w:color w:val="000000" w:themeColor="text1"/>
+          <w:lang w:val="en-US"/>
+        </w:rPr>
+      </w:pPr>
+    </w:p>
+    <w:p>
+      <w:pPr>
+        <w:rPr>
           <w:rFonts w:ascii="Times New Roman" w:eastAsia="Times New Roman" w:hAnsi="Times New Roman" w:cs="Times New Roman"/>
           <w:color w:val="000000" w:themeColor="text1"/>
         </w:rPr>
@@ -631,21 +711,7 @@
           <w:rFonts w:ascii="Malgun Gothic" w:eastAsia="Malgun Gothic" w:hAnsi="Malgun Gothic" w:cs="Malgun Gothic" w:hint="eastAsia"/>
           <w:color w:val="000000" w:themeColor="text1"/>
         </w:rPr>
-        <w:t>서울과학종합대학원</w:t>
-      </w:r>
-      <w:r>
-        <w:rPr>
-          <w:rFonts w:ascii="Malgun Gothic" w:eastAsia="Malgun Gothic" w:hAnsi="Malgun Gothic" w:cs="Malgun Gothic" w:hint="eastAsia"/>
-          <w:color w:val="000000" w:themeColor="text1"/>
-        </w:rPr>
-        <w:t>대</w:t>
-      </w:r>
-      <w:r>
-        <w:rPr>
-          <w:rFonts w:ascii="Malgun Gothic" w:eastAsia="Malgun Gothic" w:hAnsi="Malgun Gothic" w:cs="Malgun Gothic" w:hint="eastAsia"/>
-          <w:color w:val="000000" w:themeColor="text1"/>
-        </w:rPr>
-        <w:t>학</w:t>
+        <w:t>서울과학종합대학원대학</w:t>
       </w:r>
       <w:r>
         <w:rPr>
@@ -685,7 +751,7 @@
     <w:p>
       <w:pPr>
         <w:rPr>
-          <w:rFonts w:ascii="Malgun Gothic" w:eastAsia="Malgun Gothic" w:hAnsi="Malgun Gothic" w:cs="Malgun Gothic" w:hint="eastAsia"/>
+          <w:rFonts w:ascii="Malgun Gothic" w:eastAsia="Malgun Gothic" w:hAnsi="Malgun Gothic" w:cs="Malgun Gothic"/>
           <w:color w:val="1F1F1F"/>
         </w:rPr>
       </w:pPr>
@@ -715,14 +781,7 @@
           <w:rFonts w:ascii="Malgun Gothic" w:eastAsia="Malgun Gothic" w:hAnsi="Malgun Gothic" w:cs="Malgun Gothic"/>
           <w:color w:val="1F1F1F"/>
         </w:rPr>
-        <w:t xml:space="preserve"> : </w:t>
-      </w:r>
-      <w:r>
-        <w:rPr>
-          <w:rFonts w:ascii="Malgun Gothic" w:eastAsia="Malgun Gothic" w:hAnsi="Malgun Gothic" w:cs="Malgun Gothic"/>
-          <w:color w:val="1F1F1F"/>
-        </w:rPr>
-        <w:t>2526527005</w:t>
+        <w:t xml:space="preserve"> : 2526527005</w:t>
       </w:r>
       <w:r>
         <w:rPr>
@@ -780,7 +839,7 @@
     <w:p>
       <w:pPr>
         <w:rPr>
-          <w:rFonts w:ascii="Malgun Gothic" w:eastAsia="Malgun Gothic" w:hAnsi="Malgun Gothic" w:cs="Malgun Gothic" w:hint="eastAsia"/>
+          <w:rFonts w:ascii="Malgun Gothic" w:eastAsia="Malgun Gothic" w:hAnsi="Malgun Gothic" w:cs="Malgun Gothic"/>
           <w:color w:val="1F1F1F"/>
         </w:rPr>
       </w:pPr>
@@ -818,7 +877,7 @@
     <w:p>
       <w:pPr>
         <w:rPr>
-          <w:rFonts w:ascii="Batang" w:eastAsia="Batang" w:hAnsi="Batang" w:cs="Batang" w:hint="eastAsia"/>
+          <w:rFonts w:ascii="Batang" w:eastAsia="Batang" w:hAnsi="Batang" w:cs="Batang"/>
           <w:color w:val="1F1F1F"/>
         </w:rPr>
       </w:pPr>
@@ -2213,6 +2272,7 @@
           <w:color w:val="1F1F1F"/>
           <w:bdr w:val="none" w:sz="0" w:space="0" w:color="auto" w:frame="1"/>
         </w:rPr>
+        <w:lastRenderedPageBreak/>
         <w:t>데이터</w:t>
       </w:r>
       <w:r>
@@ -2371,7 +2431,6 @@
           <w:color w:val="1F1F1F"/>
           <w:bdr w:val="none" w:sz="0" w:space="0" w:color="auto" w:frame="1"/>
         </w:rPr>
-        <w:lastRenderedPageBreak/>
         <w:t>결측치</w:t>
       </w:r>
       <w:proofErr w:type="spellEnd"/>
@@ -3689,6 +3748,7 @@
       <w:r>
         <w:rPr>
           <w:rFonts w:ascii="Arial" w:eastAsia="Times New Roman" w:hAnsi="Arial" w:cs="Arial"/>
+          <w:noProof/>
           <w:color w:val="1F1F1F"/>
         </w:rPr>
         <w:drawing>
@@ -3707,7 +3767,7 @@
                     <pic:cNvPicPr/>
                   </pic:nvPicPr>
                   <pic:blipFill>
-                    <a:blip r:embed="rId5"/>
+                    <a:blip r:embed="rId7"/>
                     <a:stretch>
                       <a:fillRect/>
                     </a:stretch>
@@ -4368,6 +4428,7 @@
           <w:rFonts w:ascii="Malgun Gothic" w:eastAsia="Malgun Gothic" w:hAnsi="Malgun Gothic" w:cs="Malgun Gothic" w:hint="eastAsia"/>
           <w:color w:val="1F1F1F"/>
         </w:rPr>
+        <w:lastRenderedPageBreak/>
         <w:t>예측</w:t>
       </w:r>
       <w:r>
@@ -4496,7 +4557,6 @@
           <w:color w:val="1F1F1F"/>
           <w:bdr w:val="none" w:sz="0" w:space="0" w:color="auto" w:frame="1"/>
         </w:rPr>
-        <w:lastRenderedPageBreak/>
         <w:t>p-value:</w:t>
       </w:r>
       <w:r>
@@ -4930,6 +4990,7 @@
       <w:r>
         <w:rPr>
           <w:rFonts w:ascii="Arial" w:eastAsia="Times New Roman" w:hAnsi="Arial" w:cs="Arial"/>
+          <w:noProof/>
           <w:color w:val="1F1F1F"/>
         </w:rPr>
         <w:drawing>
@@ -4948,7 +5009,7 @@
                     <pic:cNvPicPr/>
                   </pic:nvPicPr>
                   <pic:blipFill>
-                    <a:blip r:embed="rId6"/>
+                    <a:blip r:embed="rId8"/>
                     <a:stretch>
                       <a:fillRect/>
                     </a:stretch>
@@ -5789,6 +5850,7 @@
                 <w:color w:val="1F1F1F"/>
                 <w:bdr w:val="none" w:sz="0" w:space="0" w:color="auto" w:frame="1"/>
               </w:rPr>
+              <w:lastRenderedPageBreak/>
               <w:t>Direction Accuracy</w:t>
             </w:r>
           </w:p>
@@ -5868,7 +5930,6 @@
                 <w:color w:val="1F1F1F"/>
                 <w:bdr w:val="none" w:sz="0" w:space="0" w:color="auto" w:frame="1"/>
               </w:rPr>
-              <w:lastRenderedPageBreak/>
               <w:t>Big Error Detection</w:t>
             </w:r>
           </w:p>
@@ -6500,6 +6561,7 @@
       <w:r>
         <w:rPr>
           <w:rFonts w:ascii="Arial" w:eastAsia="Times New Roman" w:hAnsi="Arial" w:cs="Arial"/>
+          <w:noProof/>
           <w:color w:val="1F1F1F"/>
         </w:rPr>
         <w:drawing>
@@ -6518,7 +6580,7 @@
                     <pic:cNvPicPr/>
                   </pic:nvPicPr>
                   <pic:blipFill>
-                    <a:blip r:embed="rId7"/>
+                    <a:blip r:embed="rId9"/>
                     <a:stretch>
                       <a:fillRect/>
                     </a:stretch>
@@ -7296,6 +7358,7 @@
           <w:sz w:val="27"/>
           <w:szCs w:val="27"/>
         </w:rPr>
+        <w:lastRenderedPageBreak/>
         <w:t>오차</w:t>
       </w:r>
       <w:r>
@@ -7408,11 +7471,11 @@
           <w:rFonts w:ascii="Arial" w:eastAsia="Times New Roman" w:hAnsi="Arial" w:cs="Arial"/>
           <w:b/>
           <w:bCs/>
+          <w:noProof/>
           <w:color w:val="1F1F1F"/>
           <w:sz w:val="27"/>
           <w:szCs w:val="27"/>
         </w:rPr>
-        <w:lastRenderedPageBreak/>
         <w:drawing>
           <wp:inline distT="0" distB="0" distL="0" distR="0" wp14:anchorId="68B4E8F0" wp14:editId="08718155">
             <wp:extent cx="5943600" cy="1840230"/>
@@ -7429,7 +7492,7 @@
                     <pic:cNvPicPr/>
                   </pic:nvPicPr>
                   <pic:blipFill>
-                    <a:blip r:embed="rId8"/>
+                    <a:blip r:embed="rId10"/>
                     <a:stretch>
                       <a:fillRect/>
                     </a:stretch>
@@ -11075,12 +11138,23 @@
     <w:name w:val="Hyperlink"/>
     <w:basedOn w:val="DefaultParagraphFont"/>
     <w:uiPriority w:val="99"/>
-    <w:semiHidden/>
     <w:unhideWhenUsed/>
     <w:rsid w:val="00AF665A"/>
     <w:rPr>
       <w:color w:val="0000FF"/>
       <w:u w:val="single"/>
+    </w:rPr>
+  </w:style>
+  <w:style w:type="character" w:styleId="UnresolvedMention">
+    <w:name w:val="Unresolved Mention"/>
+    <w:basedOn w:val="DefaultParagraphFont"/>
+    <w:uiPriority w:val="99"/>
+    <w:semiHidden/>
+    <w:unhideWhenUsed/>
+    <w:rsid w:val="0089133B"/>
+    <w:rPr>
+      <w:color w:val="605E5C"/>
+      <w:shd w:val="clear" w:color="auto" w:fill="E1DFDD"/>
     </w:rPr>
   </w:style>
 </w:styles>

--- a/docs/유럽 전력 시장 예측 오차 분석 및 트레이딩 시그널 생성 실습_2526527005_송현경.docx
+++ b/docs/유럽 전력 시장 예측 오차 분석 및 트레이딩 시그널 생성 실습_2526527005_송현경.docx
@@ -678,7 +678,7 @@
     <w:p>
       <w:pPr>
         <w:rPr>
-          <w:rFonts w:ascii="Malgun Gothic" w:eastAsia="Malgun Gothic" w:hAnsi="Malgun Gothic" w:cs="Malgun Gothic" w:hint="eastAsia"/>
+          <w:rFonts w:ascii="Malgun Gothic" w:eastAsia="Malgun Gothic" w:hAnsi="Malgun Gothic" w:cs="Malgun Gothic"/>
           <w:color w:val="000000" w:themeColor="text1"/>
           <w:lang w:val="en-US"/>
         </w:rPr>
@@ -5029,6 +5029,54 @@
           </wp:inline>
         </w:drawing>
       </w:r>
+      <w:r>
+        <w:rPr>
+          <w:rFonts w:ascii="Arial" w:eastAsia="Times New Roman" w:hAnsi="Arial" w:cs="Arial"/>
+          <w:color w:val="1F1F1F"/>
+        </w:rPr>
+        <w:br/>
+      </w:r>
+      <w:r>
+        <w:rPr>
+          <w:rFonts w:ascii="Arial" w:eastAsia="Times New Roman" w:hAnsi="Arial" w:cs="Arial"/>
+          <w:color w:val="1F1F1F"/>
+        </w:rPr>
+        <w:drawing>
+          <wp:inline distT="0" distB="0" distL="0" distR="0" wp14:anchorId="2ED5609D" wp14:editId="28162A62">
+            <wp:extent cx="4000500" cy="3119193"/>
+            <wp:effectExtent l="0" t="0" r="0" b="5080"/>
+            <wp:docPr id="10" name="Picture 10"/>
+            <wp:cNvGraphicFramePr>
+              <a:graphicFrameLocks xmlns:a="http://schemas.openxmlformats.org/drawingml/2006/main" noChangeAspect="1"/>
+            </wp:cNvGraphicFramePr>
+            <a:graphic xmlns:a="http://schemas.openxmlformats.org/drawingml/2006/main">
+              <a:graphicData uri="http://schemas.openxmlformats.org/drawingml/2006/picture">
+                <pic:pic xmlns:pic="http://schemas.openxmlformats.org/drawingml/2006/picture">
+                  <pic:nvPicPr>
+                    <pic:cNvPr id="1" name=""/>
+                    <pic:cNvPicPr/>
+                  </pic:nvPicPr>
+                  <pic:blipFill>
+                    <a:blip r:embed="rId9"/>
+                    <a:stretch>
+                      <a:fillRect/>
+                    </a:stretch>
+                  </pic:blipFill>
+                  <pic:spPr>
+                    <a:xfrm>
+                      <a:off x="0" y="0"/>
+                      <a:ext cx="4040075" cy="3150050"/>
+                    </a:xfrm>
+                    <a:prstGeom prst="rect">
+                      <a:avLst/>
+                    </a:prstGeom>
+                  </pic:spPr>
+                </pic:pic>
+              </a:graphicData>
+            </a:graphic>
+          </wp:inline>
+        </w:drawing>
+      </w:r>
     </w:p>
     <w:p>
       <w:pPr>
@@ -5164,6 +5212,7 @@
           <w:noProof/>
           <w:color w:val="1F1F1F"/>
         </w:rPr>
+        <w:lastRenderedPageBreak/>
         <w:pict w14:anchorId="75BF6DB4">
           <v:rect id="_x0000_i1028" alt="" style="width:468pt;height:.05pt;mso-width-percent:0;mso-height-percent:0;mso-width-percent:0;mso-height-percent:0" o:hralign="center" o:hrstd="t" o:hrnoshade="t" o:hr="t" fillcolor="gray" stroked="f"/>
         </w:pict>
@@ -5850,7 +5899,6 @@
                 <w:color w:val="1F1F1F"/>
                 <w:bdr w:val="none" w:sz="0" w:space="0" w:color="auto" w:frame="1"/>
               </w:rPr>
-              <w:lastRenderedPageBreak/>
               <w:t>Direction Accuracy</w:t>
             </w:r>
           </w:p>
@@ -6580,7 +6628,7 @@
                     <pic:cNvPicPr/>
                   </pic:nvPicPr>
                   <pic:blipFill>
-                    <a:blip r:embed="rId9"/>
+                    <a:blip r:embed="rId10"/>
                     <a:stretch>
                       <a:fillRect/>
                     </a:stretch>
@@ -6768,6 +6816,7 @@
           <w:color w:val="1F1F1F"/>
           <w:bdr w:val="none" w:sz="0" w:space="0" w:color="auto" w:frame="1"/>
         </w:rPr>
+        <w:lastRenderedPageBreak/>
         <w:t>해석</w:t>
       </w:r>
       <w:r>
@@ -7358,7 +7407,6 @@
           <w:sz w:val="27"/>
           <w:szCs w:val="27"/>
         </w:rPr>
-        <w:lastRenderedPageBreak/>
         <w:t>오차</w:t>
       </w:r>
       <w:r>
@@ -7492,7 +7540,7 @@
                     <pic:cNvPicPr/>
                   </pic:nvPicPr>
                   <pic:blipFill>
-                    <a:blip r:embed="rId10"/>
+                    <a:blip r:embed="rId11"/>
                     <a:stretch>
                       <a:fillRect/>
                     </a:stretch>
@@ -8909,6 +8957,7 @@
           <w:rFonts w:ascii="Malgun Gothic" w:eastAsia="Malgun Gothic" w:hAnsi="Malgun Gothic" w:cs="Malgun Gothic" w:hint="eastAsia"/>
           <w:color w:val="1F1F1F"/>
         </w:rPr>
+        <w:lastRenderedPageBreak/>
         <w:t>현재</w:t>
       </w:r>
       <w:r>
